--- a/summer-school-2026-blurb.docx
+++ b/summer-school-2026-blurb.docx
@@ -306,17 +306,6 @@
         <w:spacing w:before="100" w:beforeAutospacing="1" w:after="100" w:afterAutospacing="1" w:line="240" w:lineRule="auto"/>
         <w:rPr>
           <w:rFonts w:ascii="Helvetica" w:eastAsia="Calibri" w:hAnsi="Helvetica" w:cs="Helvetica"/>
-          <w:b/>
-          <w:bCs/>
-          <w:lang w:val="en-CA" w:eastAsia="fr-CA"/>
-        </w:rPr>
-      </w:pPr>
-    </w:p>
-    <w:p>
-      <w:pPr>
-        <w:spacing w:before="100" w:beforeAutospacing="1" w:after="100" w:afterAutospacing="1" w:line="240" w:lineRule="auto"/>
-        <w:rPr>
-          <w:rFonts w:ascii="Helvetica" w:eastAsia="Calibri" w:hAnsi="Helvetica" w:cs="Helvetica"/>
           <w:lang w:val="en-CA" w:eastAsia="fr-CA"/>
         </w:rPr>
       </w:pPr>
@@ -419,11 +408,27 @@
         <w:spacing w:before="100" w:beforeAutospacing="1" w:after="100" w:afterAutospacing="1" w:line="240" w:lineRule="auto"/>
         <w:rPr>
           <w:rFonts w:ascii="Helvetica" w:eastAsia="Calibri" w:hAnsi="Helvetica" w:cs="Helvetica"/>
+          <w:lang w:val="en-CA" w:eastAsia="fr-CA"/>
+        </w:rPr>
+      </w:pPr>
+    </w:p>
+    <w:p>
+      <w:pPr>
+        <w:spacing w:before="100" w:beforeAutospacing="1" w:after="100" w:afterAutospacing="1" w:line="240" w:lineRule="auto"/>
+        <w:rPr>
+          <w:rFonts w:ascii="Helvetica" w:eastAsia="Calibri" w:hAnsi="Helvetica" w:cs="Helvetica"/>
+          <w:lang w:val="en-CA" w:eastAsia="fr-CA"/>
+        </w:rPr>
+      </w:pPr>
+      <w:r>
+        <w:rPr>
+          <w:rFonts w:ascii="Helvetica" w:eastAsia="Calibri" w:hAnsi="Helvetica" w:cs="Helvetica"/>
           <w:b/>
           <w:bCs/>
           <w:lang w:val="en-CA" w:eastAsia="fr-CA"/>
         </w:rPr>
-      </w:pPr>
+        <w:t>WHO SHOULD ATTEND</w:t>
+      </w:r>
     </w:p>
     <w:p>
       <w:pPr>
@@ -433,6 +438,27 @@
           <w:lang w:val="en-CA" w:eastAsia="fr-CA"/>
         </w:rPr>
       </w:pPr>
+      <w:r>
+        <w:rPr>
+          <w:rFonts w:ascii="Helvetica" w:eastAsia="Calibri" w:hAnsi="Helvetica" w:cs="Helvetica"/>
+          <w:lang w:val="en-CA" w:eastAsia="fr-CA"/>
+        </w:rPr>
+        <w:t>This training is intended for researchers of all levels (graduate students, faculty, research staff) with experience in empirical data analysis. Knowledge of at least one statistical software package (Stata, R, Python,</w:t>
+      </w:r>
+      <w:r>
+        <w:rPr>
+          <w:rFonts w:ascii="Helvetica" w:eastAsia="Calibri" w:hAnsi="Helvetica" w:cs="Helvetica"/>
+          <w:lang w:val="en-CA" w:eastAsia="fr-CA"/>
+        </w:rPr>
+        <w:t xml:space="preserve"> MATLAB</w:t>
+      </w:r>
+      <w:r>
+        <w:rPr>
+          <w:rFonts w:ascii="Helvetica" w:eastAsia="Calibri" w:hAnsi="Helvetica" w:cs="Helvetica"/>
+          <w:lang w:val="en-CA" w:eastAsia="fr-CA"/>
+        </w:rPr>
+        <w:t>) is required.</w:t>
+      </w:r>
     </w:p>
     <w:p>
       <w:pPr>
@@ -445,84 +471,58 @@
       <w:r>
         <w:rPr>
           <w:rFonts w:ascii="Helvetica" w:eastAsia="Calibri" w:hAnsi="Helvetica" w:cs="Helvetica"/>
+          <w:lang w:val="en-CA" w:eastAsia="fr-CA"/>
+        </w:rPr>
+        <w:t>Participants must bring their</w:t>
+      </w:r>
+      <w:r>
+        <w:rPr>
+          <w:rFonts w:ascii="Helvetica" w:eastAsia="Calibri" w:hAnsi="Helvetica" w:cs="Helvetica"/>
+          <w:lang w:val="en-CA" w:eastAsia="fr-CA"/>
+        </w:rPr>
+        <w:t xml:space="preserve"> own</w:t>
+      </w:r>
+      <w:r>
+        <w:rPr>
+          <w:rFonts w:ascii="Helvetica" w:eastAsia="Calibri" w:hAnsi="Helvetica" w:cs="Helvetica"/>
+          <w:lang w:val="en-CA" w:eastAsia="fr-CA"/>
+        </w:rPr>
+        <w:t xml:space="preserve"> laptop with their preferred statistical software. </w:t>
+      </w:r>
+    </w:p>
+    <w:p>
+      <w:pPr>
+        <w:spacing w:before="100" w:beforeAutospacing="1" w:after="100" w:afterAutospacing="1" w:line="240" w:lineRule="auto"/>
+        <w:rPr>
+          <w:rFonts w:ascii="Helvetica" w:eastAsia="Calibri" w:hAnsi="Helvetica" w:cs="Helvetica"/>
+          <w:lang w:val="en-CA" w:eastAsia="fr-CA"/>
+        </w:rPr>
+      </w:pPr>
+      <w:r>
+        <w:rPr>
+          <w:rFonts w:ascii="Helvetica" w:eastAsia="Calibri" w:hAnsi="Helvetica" w:cs="Helvetica"/>
           <w:b/>
           <w:bCs/>
           <w:lang w:val="en-CA" w:eastAsia="fr-CA"/>
         </w:rPr>
-        <w:t>WHO SHOULD ATTEND</w:t>
+        <w:t>TRAVEL GRANTS FOR STUDENTS</w:t>
       </w:r>
     </w:p>
     <w:p>
       <w:pPr>
-        <w:spacing w:before="100" w:beforeAutospacing="1" w:after="100" w:afterAutospacing="1" w:line="240" w:lineRule="auto"/>
-        <w:rPr>
-          <w:rFonts w:ascii="Helvetica" w:eastAsia="Calibri" w:hAnsi="Helvetica" w:cs="Helvetica"/>
-          <w:lang w:val="en-CA" w:eastAsia="fr-CA"/>
-        </w:rPr>
-      </w:pPr>
-      <w:r>
-        <w:rPr>
-          <w:rFonts w:ascii="Helvetica" w:eastAsia="Calibri" w:hAnsi="Helvetica" w:cs="Helvetica"/>
-          <w:lang w:val="en-CA" w:eastAsia="fr-CA"/>
-        </w:rPr>
-        <w:t>This training is intended for researchers of all levels (graduate students, faculty, research staff) with experience in empirical data analysis. Knowledge of at least one statistical software package (Stata, R, Python,</w:t>
-      </w:r>
-      <w:r>
-        <w:rPr>
-          <w:rFonts w:ascii="Helvetica" w:eastAsia="Calibri" w:hAnsi="Helvetica" w:cs="Helvetica"/>
-          <w:lang w:val="en-CA" w:eastAsia="fr-CA"/>
-        </w:rPr>
-        <w:t xml:space="preserve"> MATLAB</w:t>
-      </w:r>
-      <w:r>
-        <w:rPr>
-          <w:rFonts w:ascii="Helvetica" w:eastAsia="Calibri" w:hAnsi="Helvetica" w:cs="Helvetica"/>
-          <w:lang w:val="en-CA" w:eastAsia="fr-CA"/>
-        </w:rPr>
-        <w:t>) is required.</w:t>
-      </w:r>
-    </w:p>
-    <w:p>
-      <w:pPr>
-        <w:spacing w:before="100" w:beforeAutospacing="1" w:after="100" w:afterAutospacing="1" w:line="240" w:lineRule="auto"/>
-        <w:rPr>
-          <w:rFonts w:ascii="Helvetica" w:eastAsia="Calibri" w:hAnsi="Helvetica" w:cs="Helvetica"/>
-          <w:lang w:val="en-US" w:eastAsia="fr-CA"/>
-        </w:rPr>
-      </w:pPr>
-      <w:r>
-        <w:rPr>
-          <w:rFonts w:ascii="Helvetica" w:eastAsia="Calibri" w:hAnsi="Helvetica" w:cs="Helvetica"/>
-          <w:lang w:val="en-CA" w:eastAsia="fr-CA"/>
-        </w:rPr>
-        <w:t>Participants must bring their</w:t>
-      </w:r>
-      <w:r>
-        <w:rPr>
-          <w:rFonts w:ascii="Helvetica" w:eastAsia="Calibri" w:hAnsi="Helvetica" w:cs="Helvetica"/>
-          <w:lang w:val="en-CA" w:eastAsia="fr-CA"/>
-        </w:rPr>
-        <w:t xml:space="preserve"> own</w:t>
-      </w:r>
-      <w:r>
-        <w:rPr>
-          <w:rFonts w:ascii="Helvetica" w:eastAsia="Calibri" w:hAnsi="Helvetica" w:cs="Helvetica"/>
-          <w:lang w:val="en-CA" w:eastAsia="fr-CA"/>
-        </w:rPr>
-        <w:t xml:space="preserve"> laptop with their preferred statistical software. </w:t>
-      </w:r>
-    </w:p>
-    <w:p>
-      <w:pPr>
-        <w:shd w:val="clear" w:color="auto" w:fill="FFFFFF"/>
         <w:spacing w:after="0" w:line="240" w:lineRule="auto"/>
-        <w:outlineLvl w:val="1"/>
-        <w:rPr>
-          <w:rFonts w:ascii="Helvetica" w:eastAsia="Times New Roman" w:hAnsi="Helvetica" w:cs="Helvetica"/>
-          <w:b/>
-          <w:lang w:val="en-US" w:eastAsia="fr-CA"/>
-        </w:rPr>
-      </w:pPr>
+        <w:rPr>
+          <w:rFonts w:ascii="Helvetica" w:hAnsi="Helvetica" w:cs="Helvetica"/>
+          <w:lang w:val="en-US"/>
+        </w:rPr>
+      </w:pPr>
+      <w:r>
+        <w:rPr>
+          <w:rFonts w:ascii="Helvetica" w:hAnsi="Helvetica" w:cs="Helvetica"/>
+          <w:lang w:val="en-US"/>
+        </w:rPr>
+        <w:t xml:space="preserve">Non-local students who would like to apply for a limited number of $500 travel grants should apply separately at this link &lt;LINK HERE&gt;. Applications must be received by April 30. If over-subscribed, grants will be allocated via random draw. Recipients will be notified by May 15, 2026. Grants will be paid out after attendance at the workshop, upon presentation of receipts for travel expenses in the recipients name. </w:t>
+      </w:r>
     </w:p>
     <w:p>
       <w:pPr>
@@ -653,7 +653,7 @@
           <w:lang w:val="en-CA"/>
         </w:rPr>
         <w:drawing>
-          <wp:inline distT="0" distB="0" distL="0" distR="0" wp14:anchorId="035C87C5" wp14:editId="6503374A">
+          <wp:inline distT="0" distB="0" distL="0" distR="0" wp14:anchorId="035C87C5" wp14:editId="0027B6FC">
             <wp:extent cx="2371344" cy="883920"/>
             <wp:effectExtent l="0" t="0" r="0" b="0"/>
             <wp:docPr id="1697166849" name="Picture 1"/>
@@ -981,47 +981,7 @@
                 <w:shd w:val="clear" w:color="auto" w:fill="FFFFFF"/>
                 <w:lang w:val="en-US"/>
               </w:rPr>
-              <w:t xml:space="preserve"> holds a Ph.D. in Economics from Université de </w:t>
-            </w:r>
-            <w:proofErr w:type="gramStart"/>
-            <w:r>
-              <w:rPr>
-                <w:rFonts w:ascii="Aptos" w:hAnsi="Aptos"/>
-                <w:color w:val="000000"/>
-                <w:shd w:val="clear" w:color="auto" w:fill="FFFFFF"/>
-                <w:lang w:val="en-US"/>
-              </w:rPr>
-              <w:t>Montréal, and</w:t>
-            </w:r>
-            <w:proofErr w:type="gramEnd"/>
-            <w:r>
-              <w:rPr>
-                <w:rFonts w:ascii="Aptos" w:hAnsi="Aptos"/>
-                <w:color w:val="000000"/>
-                <w:shd w:val="clear" w:color="auto" w:fill="FFFFFF"/>
-                <w:lang w:val="en-US"/>
-              </w:rPr>
-              <w:t xml:space="preserve"> is currently </w:t>
-            </w:r>
-            <w:proofErr w:type="gramStart"/>
-            <w:r>
-              <w:rPr>
-                <w:rFonts w:ascii="Aptos" w:hAnsi="Aptos"/>
-                <w:color w:val="000000"/>
-                <w:shd w:val="clear" w:color="auto" w:fill="FFFFFF"/>
-                <w:lang w:val="en-US"/>
-              </w:rPr>
-              <w:t>on</w:t>
-            </w:r>
-            <w:proofErr w:type="gramEnd"/>
-            <w:r>
-              <w:rPr>
-                <w:rFonts w:ascii="Aptos" w:hAnsi="Aptos"/>
-                <w:color w:val="000000"/>
-                <w:shd w:val="clear" w:color="auto" w:fill="FFFFFF"/>
-                <w:lang w:val="en-US"/>
-              </w:rPr>
-              <w:t xml:space="preserve"> the faculty of the Cornell University Economics Department. He has interests in labor economics, statistical disclosure limitation and data dissemination, and reproducibility and replicability in the social sciences. He is</w:t>
+              <w:t xml:space="preserve"> holds a Ph.D. in Economics from Université de Montréal, and is currently on the faculty of the Cornell University Economics Department. He has interests in labor economics, statistical disclosure limitation and data dissemination, and reproducibility and replicability in the social sciences. He is</w:t>
             </w:r>
             <w:r>
               <w:rPr>
@@ -3272,7 +3232,7 @@
   <w:style w:type="paragraph" w:default="1" w:styleId="Normal">
     <w:name w:val="Normal"/>
     <w:qFormat/>
-    <w:rsid w:val="005366AD"/>
+    <w:rsid w:val="001D3476"/>
   </w:style>
   <w:style w:type="paragraph" w:styleId="Heading1">
     <w:name w:val="heading 1"/>
@@ -3804,23 +3764,6 @@
 </file>
 
 <file path=customXml/item1.xml><?xml version="1.0" encoding="utf-8"?>
-<?mso-contentType ?>
-<FormTemplates xmlns="http://schemas.microsoft.com/sharepoint/v3/contenttype/forms">
-  <Display>DocumentLibraryForm</Display>
-  <Edit>DocumentLibraryForm</Edit>
-  <New>DocumentLibraryForm</New>
-</FormTemplates>
-</file>
-
-<file path=customXml/item2.xml><?xml version="1.0" encoding="utf-8"?>
-<p:properties xmlns:p="http://schemas.microsoft.com/office/2006/metadata/properties" xmlns:xsi="http://www.w3.org/2001/XMLSchema-instance" xmlns:pc="http://schemas.microsoft.com/office/infopath/2007/PartnerControls">
-  <documentManagement>
-    <_activity xmlns="96e776ca-e275-44ff-867f-6a59c4ad6ad7" xsi:nil="true"/>
-  </documentManagement>
-</p:properties>
-</file>
-
-<file path=customXml/item3.xml><?xml version="1.0" encoding="utf-8"?>
 <ct:contentTypeSchema xmlns:ct="http://schemas.microsoft.com/office/2006/metadata/contentType" xmlns:ma="http://schemas.microsoft.com/office/2006/metadata/properties/metaAttributes" ct:_="" ma:_="" ma:contentTypeName="Document" ma:contentTypeID="0x010100775AFA52A40E8E41964BE0A7B0682457" ma:contentTypeVersion="18" ma:contentTypeDescription="Crée un document." ma:contentTypeScope="" ma:versionID="b09e874434bca760a1e3df9efebd91d6">
   <xsd:schema xmlns:xsd="http://www.w3.org/2001/XMLSchema" xmlns:xs="http://www.w3.org/2001/XMLSchema" xmlns:p="http://schemas.microsoft.com/office/2006/metadata/properties" xmlns:ns3="96e776ca-e275-44ff-867f-6a59c4ad6ad7" xmlns:ns4="e9a2916e-da61-4973-8072-b672e2c94f0a" targetNamespace="http://schemas.microsoft.com/office/2006/metadata/properties" ma:root="true" ma:fieldsID="642f8313fe56a9f167df913c37d17c85" ns3:_="" ns4:_="">
     <xsd:import namespace="96e776ca-e275-44ff-867f-6a59c4ad6ad7"/>
@@ -4073,25 +4016,24 @@
 </ct:contentTypeSchema>
 </file>
 
-<file path=customXml/itemProps1.xml><?xml version="1.0" encoding="utf-8"?>
-<ds:datastoreItem xmlns:ds="http://schemas.openxmlformats.org/officeDocument/2006/customXml" ds:itemID="{01EB2173-501D-474F-BEFA-33F15DBF1BEC}">
-  <ds:schemaRefs>
-    <ds:schemaRef ds:uri="http://schemas.microsoft.com/sharepoint/v3/contenttype/forms"/>
-  </ds:schemaRefs>
-</ds:datastoreItem>
+<file path=customXml/item2.xml><?xml version="1.0" encoding="utf-8"?>
+<p:properties xmlns:p="http://schemas.microsoft.com/office/2006/metadata/properties" xmlns:xsi="http://www.w3.org/2001/XMLSchema-instance" xmlns:pc="http://schemas.microsoft.com/office/infopath/2007/PartnerControls">
+  <documentManagement>
+    <_activity xmlns="96e776ca-e275-44ff-867f-6a59c4ad6ad7" xsi:nil="true"/>
+  </documentManagement>
+</p:properties>
 </file>
 
-<file path=customXml/itemProps2.xml><?xml version="1.0" encoding="utf-8"?>
-<ds:datastoreItem xmlns:ds="http://schemas.openxmlformats.org/officeDocument/2006/customXml" ds:itemID="{1D29821F-CFCC-4FC3-A407-134C8A91E1DD}">
-  <ds:schemaRefs>
-    <ds:schemaRef ds:uri="http://schemas.microsoft.com/office/2006/metadata/properties"/>
-    <ds:schemaRef ds:uri="http://schemas.microsoft.com/office/infopath/2007/PartnerControls"/>
-    <ds:schemaRef ds:uri="96e776ca-e275-44ff-867f-6a59c4ad6ad7"/>
-  </ds:schemaRefs>
-</ds:datastoreItem>
+<file path=customXml/item3.xml><?xml version="1.0" encoding="utf-8"?>
+<?mso-contentType ?>
+<FormTemplates xmlns="http://schemas.microsoft.com/sharepoint/v3/contenttype/forms">
+  <Display>DocumentLibraryForm</Display>
+  <Edit>DocumentLibraryForm</Edit>
+  <New>DocumentLibraryForm</New>
+</FormTemplates>
 </file>
 
-<file path=customXml/itemProps3.xml><?xml version="1.0" encoding="utf-8"?>
+<file path=customXml/itemProps1.xml><?xml version="1.0" encoding="utf-8"?>
 <ds:datastoreItem xmlns:ds="http://schemas.openxmlformats.org/officeDocument/2006/customXml" ds:itemID="{55FFC219-6720-4C23-B336-61E2233E4995}">
   <ds:schemaRefs>
     <ds:schemaRef ds:uri="http://schemas.microsoft.com/office/2006/metadata/contentType"/>
@@ -4108,4 +4050,22 @@
     <ds:schemaRef ds:uri="http://schemas.microsoft.com/internal/obd"/>
   </ds:schemaRefs>
 </ds:datastoreItem>
+</file>
+
+<file path=customXml/itemProps2.xml><?xml version="1.0" encoding="utf-8"?>
+<ds:datastoreItem xmlns:ds="http://schemas.openxmlformats.org/officeDocument/2006/customXml" ds:itemID="{1D29821F-CFCC-4FC3-A407-134C8A91E1DD}">
+  <ds:schemaRefs>
+    <ds:schemaRef ds:uri="http://schemas.microsoft.com/office/2006/metadata/properties"/>
+    <ds:schemaRef ds:uri="http://schemas.microsoft.com/office/infopath/2007/PartnerControls"/>
+    <ds:schemaRef ds:uri="96e776ca-e275-44ff-867f-6a59c4ad6ad7"/>
+  </ds:schemaRefs>
+</ds:datastoreItem>
+</file>
+
+<file path=customXml/itemProps3.xml><?xml version="1.0" encoding="utf-8"?>
+<ds:datastoreItem xmlns:ds="http://schemas.openxmlformats.org/officeDocument/2006/customXml" ds:itemID="{01EB2173-501D-474F-BEFA-33F15DBF1BEC}">
+  <ds:schemaRefs>
+    <ds:schemaRef ds:uri="http://schemas.microsoft.com/sharepoint/v3/contenttype/forms"/>
+  </ds:schemaRefs>
+</ds:datastoreItem>
 </file>